--- a/ky/wisdom-stories/what-changed-after-sixty.docx
+++ b/ky/wisdom-stories/what-changed-after-sixty.docx
@@ -165,7 +165,7 @@
           <w:sz w:val="22"/>
           <w:lang w:val="ky-KG"/>
         </w:rPr>
-        <w:t>Мамилени бузгандан көрө, напсимди четке коюу жакшы экенин үйрөндүм. Анткени напси мени жалгыздыкка алып барат, мамиле болсо жалгыз калбоого жардам берет.</w:t>
+        <w:t>Мамилени бузгандан көрө, сыймыгымды четке коюуну үйрөндүм. Орунсуз сыймык адамды жалгыз калтырат, жакшы мамиле болсо жалгыздыктан сактайт.</w:t>
       </w:r>
     </w:p>
     <w:p>
@@ -237,7 +237,7 @@
           <w:sz w:val="22"/>
           <w:lang w:val="ky-KG"/>
         </w:rPr>
-        <w:t>Жаштарга «мен сенин жашыңда...» деген сөздөрдү айтпай калдым; «сага эң жакшы жылдарымды бердим...» дегенди болсо таптакыр колдонбойм. Анткени ар бир замандын өз өкүмү бар, өткөндүн өлчөмүн азыркы учурга таңуулоо туура эмес.</w:t>
+        <w:t>Жаштарга «мен сенин жашыңда...» деген сөздөрдү айтпай калдым; «сага эң жакшы жылдарымды бердим...» дегенди болсо таптакыр колдонбойм. Анткени ар бир замандын өз шарттары бар, өткөндүн өлчөмүн азыркы учурга таңуулоо туура эмес.</w:t>
       </w:r>
     </w:p>
     <w:p>
@@ -315,7 +315,7 @@
           <w:sz w:val="22"/>
           <w:lang w:val="ky-KG"/>
         </w:rPr>
-        <w:t xml:space="preserve">Сабак: </w:t>
+        <w:t>Сабак: Жаш курак адамга эң чоң акылмандыкты үйрөтөт. Тынчтык кемчиликсиздиктен, түшүнүү болсо туура чыгуудан жогору.</w:t>
       </w:r>
       <w:r>
         <w:rPr>
@@ -324,7 +324,6 @@
           <w:sz w:val="22"/>
           <w:lang w:val="ky-KG"/>
         </w:rPr>
-        <w:t>Жаш өткөн сайын жан тынчтыгынын баркы билинет. Баарын оңдойм дебей, өзгөртө аларыңа күч жумшап, өзгөртө албасыңа сабыр кыл.</w:t>
       </w:r>
     </w:p>
     <w:p>
@@ -344,7 +343,7 @@
           <w:sz w:val="18"/>
           <w:lang w:val="ky-KG"/>
         </w:rPr>
-        <w:t>Окуя ачык интернет булактарынан алынды.</w:t>
+        <w:t>Аңгемелер ачык интернет булактарынан алынган, иллюстрациялар болсо ЖИ менен түзүлгөн.</w:t>
       </w:r>
     </w:p>
     <w:sectPr>

--- a/ky/wisdom-stories/what-changed-after-sixty.docx
+++ b/ky/wisdom-stories/what-changed-after-sixty.docx
@@ -3,349 +3,112 @@
 <w:document xmlns:wpc="http://schemas.microsoft.com/office/word/2010/wordprocessingCanvas" xmlns:cx="http://schemas.microsoft.com/office/drawing/2014/chartex" xmlns:cx1="http://schemas.microsoft.com/office/drawing/2015/9/8/chartex" xmlns:cx2="http://schemas.microsoft.com/office/drawing/2015/10/21/chartex" xmlns:cx3="http://schemas.microsoft.com/office/drawing/2016/5/9/chartex" xmlns:cx4="http://schemas.microsoft.com/office/drawing/2016/5/10/chartex" xmlns:cx5="http://schemas.microsoft.com/office/drawing/2016/5/11/chartex" xmlns:cx6="http://schemas.microsoft.com/office/drawing/2016/5/12/chartex" xmlns:cx7="http://schemas.microsoft.com/office/drawing/2016/5/13/chartex" xmlns:cx8="http://schemas.microsoft.com/office/drawing/2016/5/14/chartex" xmlns:mc="http://schemas.openxmlformats.org/markup-compatibility/2006" xmlns:aink="http://schemas.microsoft.com/office/drawing/2016/ink" xmlns:am3d="http://schemas.microsoft.com/office/drawing/2017/model3d" xmlns:o="urn:schemas-microsoft-com:office:office" xmlns:oel="http://schemas.microsoft.com/office/2019/extlst" xmlns:r="http://schemas.openxmlformats.org/officeDocument/2006/relationships" xmlns:m="http://schemas.openxmlformats.org/officeDocument/2006/math" xmlns:v="urn:schemas-microsoft-com:vml" xmlns:wp14="http://schemas.microsoft.com/office/word/2010/wordprocessingDrawing" xmlns:wp="http://schemas.openxmlformats.org/drawingml/2006/wordprocessingDrawing" xmlns:w10="urn:schemas-microsoft-com:office:word" xmlns:w="http://schemas.openxmlformats.org/wordprocessingml/2006/main" xmlns:w14="http://schemas.microsoft.com/office/word/2010/wordml" xmlns:w15="http://schemas.microsoft.com/office/word/2012/wordml" xmlns:w16cex="http://schemas.microsoft.com/office/word/2018/wordml/cex" xmlns:w16cid="http://schemas.microsoft.com/office/word/2016/wordml/cid" xmlns:w16="http://schemas.microsoft.com/office/word/2018/wordml" xmlns:w16du="http://schemas.microsoft.com/office/word/2023/wordml/word16du" xmlns:w16sdtdh="http://schemas.microsoft.com/office/word/2020/wordml/sdtdatahash" xmlns:w16sdtfl="http://schemas.microsoft.com/office/word/2024/wordml/sdtformatlock" xmlns:w16se="http://schemas.microsoft.com/office/word/2015/wordml/symex" xmlns:wpg="http://schemas.microsoft.com/office/word/2010/wordprocessingGroup" xmlns:wpi="http://schemas.microsoft.com/office/word/2010/wordprocessingInk" xmlns:wne="http://schemas.microsoft.com/office/word/2006/wordml" xmlns:wps="http://schemas.microsoft.com/office/word/2010/wordprocessingShape" mc:Ignorable="w14 w15 w16se w16cid w16 w16cex w16sdtdh w16sdtfl w16du wp14">
   <w:body>
     <w:p>
-      <w:pPr>
-        <w:pStyle w:val="Title"/>
-        <w:keepNext/>
-        <w:keepLines w:val="0"/>
-        <w:pageBreakBefore w:val="0"/>
-        <w:widowControl/>
-        <w:spacing w:line="269" w:lineRule="auto" w:after="180" w:before="0"/>
-      </w:pPr>
-      <w:bookmarkStart w:id="10225" w:name="Story_226"/>
       <w:r>
         <w:rPr>
-          <w:rFonts w:ascii="Arial" w:hAnsi="Arial"/>
           <w:b/>
-          <w:color w:val="000000"/>
-          <w:sz w:val="34"/>
-          <w:lang w:val="ky-KG"/>
+          <w:bCs/>
         </w:rPr>
         <w:t>Алтымыштан кийин эмне өзгөрдү</w:t>
       </w:r>
-      <w:bookmarkEnd w:id="10225"/>
-    </w:p>
-    <w:p>
-      <w:pPr>
-        <w:keepNext w:val="0"/>
-        <w:keepLines w:val="0"/>
-        <w:pageBreakBefore w:val="0"/>
-        <w:widowControl/>
-        <w:spacing w:line="269" w:lineRule="auto" w:after="120" w:before="0"/>
-      </w:pPr>
+    </w:p>
+    <w:p>
+      <w:r>
+        <w:t>Алтымыштан ашып, жетимишке жакындап калган досумдан жашы өткөн сайын өзүнөн кандай өзгөрүүлөрдү байкаганын сурадым. Ал мындай жооп берди:</w:t>
+      </w:r>
+    </w:p>
+    <w:p>
+      <w:r>
+        <w:t>Улгайган адамдарга: «Бул окуяны мурда эле айткансыз», — дебей калдым. Айта беришсин. Кээде эскерүүлөрүн бөлүшүү аларга өмүрүнүн жакшы учурларын кайрадан сезүүгө жардам берет.</w:t>
+      </w:r>
+    </w:p>
+    <w:p>
+      <w:r>
+        <w:t>Ар бир катаны оңдой бергенди токтоттум. Баарын кынтыксыз кылуу менин милдетим эмес. Көңүлдүн тынчтыгы көп учурда баарынын мыкты болушунан кымбат.</w:t>
+      </w:r>
+    </w:p>
+    <w:p>
+      <w:r>
+        <w:t>Жылуу сөзүмдү аябайм. Чын жүрөктөн айтылган жакшы сөз башка адамдын да, өзүмдүн да көңүлүмдү көтөрөт.</w:t>
+      </w:r>
+    </w:p>
+    <w:p>
+      <w:r>
+        <w:t>Кийимимдеги кичинекей бырышты же такты көп ойлобой калдым. Тыкан жүргөн жакшы, бирок адамдын баркы сырткы көрүнүшү менен эле өлчөнбөйт.</w:t>
+      </w:r>
+    </w:p>
+    <w:p>
+      <w:r>
+        <w:t>Көңүлүмдү чөгөрүп, жан дүйнөмдү чарчаткан мамилелерден алыстоону үйрөндүм. Баары менен жакын болууга милдеттүү эмесмин. Өз ара урмат-сый жана түшүнүү бар мамилелерди баалайм.</w:t>
+      </w:r>
+    </w:p>
+    <w:p>
+      <w:r>
+        <w:t>Сезимдеримден уялбайм. Кубануу да, көңүлүңдүн толкуп кетиши да, сагынуу да — адам болуунун бир бөлүгү.</w:t>
+      </w:r>
+    </w:p>
+    <w:p>
+      <w:r>
+        <w:t>Мамилени сактоо үчүн орунсуз текеберлигимден баш тартууну үйрөндүм. Ар дайым өзүңдүкүн туура деп далилдөө бакыт алып келбейт. Кээде бир кадам жакындоо алда канча баалуу.</w:t>
+      </w:r>
+    </w:p>
+    <w:p>
+      <w:r>
+        <w:t>Мага кубаныч тартуулаган иштерге убакыт бөлөм. Өз бактыма да кам көрүшүм керек экенин түшүндүм.</w:t>
+      </w:r>
+    </w:p>
+    <w:p>
+      <w:r>
+        <w:t>Жардам берерден мурун анын кереги барбы, адам аны кабыл алгысы келеби — сурайм. Жакшы ниетим башка бирөөнүн тандоосун урматтоого тоскоол болбошу керек.</w:t>
+      </w:r>
+    </w:p>
+    <w:p>
+      <w:r>
+        <w:t>Ден соолугумду, кошуналарымды, туугандарымды, пенсиядагы жашоомду айтып тынымсыз наалый бербейм. Кыйынчылыктарды көрмөксөн болбойм, бирок тирүү жүргөнүмө, жакындарым жанымда экенине да шүгүр кылам.</w:t>
+      </w:r>
+    </w:p>
+    <w:p>
+      <w:r>
+        <w:t>Жаштарга: «Мен сенин жашыңда…» — деп өз жашоомду үлгү кылууга шашпайм. «Сага эң жакшы жылдарымды арнадым», — деп эч кимди карыздар сезүүгө мажбурлабайм. Ар бир доордун өз шарты бар. Бүгүнкү күндү өткөндүн өлчөмү менен гана баалоого болбойт.</w:t>
+      </w:r>
+    </w:p>
+    <w:p>
+      <w:r>
+        <w:t xml:space="preserve">Жубайыма көбүрөөк көңүл бура баштадым. Анын бир кезде кандай жаш, күчтүү, шайыр болгонун унутпайм. Азыр жылдар аны чарчатып, камкордугума көбүрөөк </w:t>
+      </w:r>
+      <w:r>
+        <w:lastRenderedPageBreak/>
+        <w:t>муктаж болуп калса, жанында болууга аракет кылам. Бирге өткөргөн өмүрүбүздү баалайм.</w:t>
+      </w:r>
+    </w:p>
+    <w:p>
+      <w:r>
+        <w:t>Бардык нерсе үчүн өзүмдү күнөөлөгөндү токтоттум. Ката кетирген учурларым да болду, бирок өзүм үчүн да, балдарым үчүн да колумдан келгенин жасадым. Өткөндөн сабак алам, аны эстеп өзүмдү жазалай бербейм.</w:t>
+      </w:r>
+    </w:p>
+    <w:p>
+      <w:r>
+        <w:t>Акырында, Жаратканымдан өзгөртө ала турган нерселерге күч, өзгөртө албай тургандарга сабыр, ал эми экөөнү айырмалай билүүгө акылмандык суроону үйрөндүм. Адам экенимди, баарына эле күчүм жете бербесин кабыл алдым.</w:t>
+      </w:r>
+    </w:p>
+    <w:p>
       <w:r>
         <w:rPr>
-          <w:rFonts w:ascii="Arial" w:eastAsia="Arial" w:hAnsi="Arial"/>
-          <w:color w:val="000000"/>
-          <w:sz w:val="22"/>
-          <w:lang w:val="ky-KG"/>
+          <w:b/>
+          <w:bCs/>
         </w:rPr>
-        <w:t>60тан ашып, 70ке жакындаган досторумдун биринен өзүндө кандай өзгөрүү байкаганын сурадым. Ал мындай жооп берди:</w:t>
-      </w:r>
-    </w:p>
-    <w:p>
-      <w:pPr>
-        <w:keepNext w:val="0"/>
-        <w:keepLines w:val="0"/>
-        <w:pageBreakBefore w:val="0"/>
-        <w:widowControl/>
-        <w:spacing w:line="269" w:lineRule="auto" w:after="120" w:before="0"/>
-      </w:pPr>
+        <w:t>Сабак: Жаш өткөн сайын көңүлдүн тынчтыгы кынтыксыздыктан, түшүнүү болсо дайыма өзүңдүкүн туура деп чыгуудан кымбат экенин аңдайсың. Өзүңө да, башкаларга да боорукер мамиле кыла билүү өмүрдү көркүнө чыгарат.</w:t>
+      </w:r>
+    </w:p>
+    <w:p>
       <w:r>
         <w:rPr>
-          <w:rFonts w:ascii="Arial" w:eastAsia="Arial" w:hAnsi="Arial"/>
-          <w:color w:val="000000"/>
-          <w:sz w:val="22"/>
-          <w:lang w:val="ky-KG"/>
+          <w:i/>
+          <w:iCs/>
         </w:rPr>
-        <w:t>Карыларга «бул окуяны мурда айткансың» дебей калдым. Анткени ал сөздөр аларга жакшы эскерүүлөрүн жандандырып, сонун ирмемдерди кайра жашоого жардам берет.</w:t>
-      </w:r>
-    </w:p>
-    <w:p>
-      <w:pPr>
-        <w:keepNext w:val="0"/>
-        <w:keepLines w:val="0"/>
-        <w:pageBreakBefore w:val="0"/>
-        <w:widowControl/>
-        <w:spacing w:line="269" w:lineRule="auto" w:after="120" w:before="0"/>
-      </w:pPr>
-      <w:r>
-        <w:rPr>
-          <w:rFonts w:ascii="Arial" w:eastAsia="Arial" w:hAnsi="Arial"/>
-          <w:color w:val="000000"/>
-          <w:sz w:val="22"/>
-          <w:lang w:val="ky-KG"/>
-        </w:rPr>
-        <w:t>Адамдар жаңылганда да оңдой бербөөнү үйрөндүм. Баарын кемчиликсиз кылуу менин милдетим эмес. Жан тынчтыгы кемчиликсиздиктен маанилүү.</w:t>
-      </w:r>
-    </w:p>
-    <w:p>
-      <w:pPr>
-        <w:keepNext w:val="0"/>
-        <w:keepLines w:val="0"/>
-        <w:pageBreakBefore w:val="0"/>
-        <w:widowControl/>
-        <w:spacing w:line="269" w:lineRule="auto" w:after="120" w:before="0"/>
-      </w:pPr>
-      <w:r>
-        <w:rPr>
-          <w:rFonts w:ascii="Arial" w:eastAsia="Arial" w:hAnsi="Arial"/>
-          <w:color w:val="000000"/>
-          <w:sz w:val="22"/>
-          <w:lang w:val="ky-KG"/>
-        </w:rPr>
-        <w:t>Мактоону аябайм. Анткени бул маңдайымдагы адамга гана эмес, өз жан дүйнөмө да жагат.</w:t>
-      </w:r>
-    </w:p>
-    <w:p>
-      <w:pPr>
-        <w:keepNext w:val="0"/>
-        <w:keepLines w:val="0"/>
-        <w:pageBreakBefore w:val="0"/>
-        <w:widowControl/>
-        <w:spacing w:line="269" w:lineRule="auto" w:after="120" w:before="0"/>
-      </w:pPr>
-      <w:r>
-        <w:rPr>
-          <w:rFonts w:ascii="Arial" w:hAnsi="Arial"/>
-          <w:color w:val="000000"/>
-          <w:sz w:val="22"/>
-          <w:lang w:val="ky-KG"/>
-        </w:rPr>
-        <w:t>Кийимимдеги бырышты же бир такты көйгөй кылбоону үйрөндүм. Анткени адамдын баркы сырткы көрүнүшүнөн эмес, ички дүйнөсүнөн билинет.</w:t>
-      </w:r>
-    </w:p>
-    <w:p>
-      <w:pPr>
-        <w:keepNext w:val="0"/>
-        <w:keepLines w:val="0"/>
-        <w:pageBreakBefore w:val="0"/>
-        <w:widowControl/>
-        <w:spacing w:line="269" w:lineRule="auto" w:after="120" w:before="0"/>
-      </w:pPr>
-      <w:r>
-        <w:rPr>
-          <w:rFonts w:ascii="Arial" w:eastAsia="Arial" w:hAnsi="Arial"/>
-          <w:color w:val="000000"/>
-          <w:sz w:val="22"/>
-          <w:lang w:val="ky-KG"/>
-        </w:rPr>
-        <w:t>Менин дүйнөмө жат адамдардан алыс жүрүүнү үйрөндүм. Анткени алар жакшы мамиле түзүп, аны сактай алышпайт; мен болсо муну да үйрөндүм.</w:t>
-      </w:r>
-    </w:p>
-    <w:p>
-      <w:pPr>
-        <w:keepNext w:val="0"/>
-        <w:keepLines w:val="0"/>
-        <w:pageBreakBefore w:val="0"/>
-        <w:widowControl/>
-        <w:spacing w:line="269" w:lineRule="auto" w:after="120" w:before="0"/>
-      </w:pPr>
-      <w:r>
-        <w:rPr>
-          <w:rFonts w:ascii="Arial" w:eastAsia="Arial" w:hAnsi="Arial"/>
-          <w:color w:val="000000"/>
-          <w:sz w:val="22"/>
-          <w:lang w:val="ky-KG"/>
-        </w:rPr>
-        <w:t>Сезимдеримден уялбоону үйрөндүм. Анткени мени адам кылган — ошол сезимдерим.</w:t>
-      </w:r>
-    </w:p>
-    <w:p>
-      <w:pPr>
-        <w:keepNext w:val="0"/>
-        <w:keepLines w:val="0"/>
-        <w:pageBreakBefore w:val="0"/>
-        <w:widowControl/>
-        <w:spacing w:line="269" w:lineRule="auto" w:after="120" w:before="0"/>
-      </w:pPr>
-      <w:r>
-        <w:rPr>
-          <w:rFonts w:ascii="Arial" w:eastAsia="Arial" w:hAnsi="Arial"/>
-          <w:color w:val="000000"/>
-          <w:sz w:val="22"/>
-          <w:lang w:val="ky-KG"/>
-        </w:rPr>
-        <w:t>Мамилени бузгандан көрө, сыймыгымды четке коюуну үйрөндүм. Орунсуз сыймык адамды жалгыз калтырат, жакшы мамиле болсо жалгыздыктан сактайт.</w:t>
-      </w:r>
-    </w:p>
-    <w:p>
-      <w:pPr>
-        <w:keepNext w:val="0"/>
-        <w:keepLines w:val="0"/>
-        <w:pageBreakBefore w:val="0"/>
-        <w:widowControl/>
-        <w:spacing w:line="269" w:lineRule="auto" w:after="120" w:before="0"/>
-      </w:pPr>
-      <w:r>
-        <w:rPr>
-          <w:rFonts w:ascii="Arial" w:eastAsia="Arial" w:hAnsi="Arial"/>
-          <w:color w:val="000000"/>
-          <w:sz w:val="22"/>
-          <w:lang w:val="ky-KG"/>
-        </w:rPr>
-        <w:t>Мени бактылуу кыла турган нерселерди жасоону үйрөндүм. Анткени өз бактым үчүн өзүм жооп берем.</w:t>
-      </w:r>
-    </w:p>
-    <w:p>
-      <w:pPr>
-        <w:keepNext w:val="0"/>
-        <w:keepLines w:val="0"/>
-        <w:pageBreakBefore w:val="0"/>
-        <w:widowControl/>
-        <w:spacing w:line="269" w:lineRule="auto" w:after="120" w:before="0"/>
-      </w:pPr>
-      <w:r>
-        <w:rPr>
-          <w:rFonts w:ascii="Arial" w:eastAsia="Arial" w:hAnsi="Arial"/>
-          <w:color w:val="000000"/>
-          <w:sz w:val="22"/>
-          <w:lang w:val="ky-KG"/>
-        </w:rPr>
-        <w:t>Сурашпаса жардам бербөөнү үйрөндүм. Анткени жардамга муктаж адам ал жардамдын дал менден келишин каалабашы мүмкүн.</w:t>
-      </w:r>
-    </w:p>
-    <w:p>
-      <w:pPr>
-        <w:keepNext w:val="0"/>
-        <w:keepLines w:val="0"/>
-        <w:pageBreakBefore w:val="0"/>
-        <w:widowControl/>
-        <w:spacing w:line="269" w:lineRule="auto" w:after="120" w:before="0"/>
-      </w:pPr>
-      <w:r>
-        <w:rPr>
-          <w:rFonts w:ascii="Arial" w:eastAsia="Arial" w:hAnsi="Arial"/>
-          <w:color w:val="000000"/>
-          <w:sz w:val="22"/>
-          <w:lang w:val="ky-KG"/>
-        </w:rPr>
-        <w:t>Ден соолугум, коңшуларым, туугандарым же пенсияда жүргөнүм тууралуу даттанбоону үйрөндүм! Анткени бардык кыйынчылыкка карабай жашап жатканыма жана жакындарым жанымда экенине шүгүр кылышым керек.</w:t>
-      </w:r>
-    </w:p>
-    <w:p>
-      <w:pPr>
-        <w:keepNext w:val="0"/>
-        <w:keepLines w:val="0"/>
-        <w:pageBreakBefore w:val="0"/>
-        <w:widowControl/>
-        <w:spacing w:line="269" w:lineRule="auto" w:after="120" w:before="0"/>
-      </w:pPr>
-      <w:r>
-        <w:rPr>
-          <w:rFonts w:ascii="Arial" w:eastAsia="Arial" w:hAnsi="Arial"/>
-          <w:color w:val="000000"/>
-          <w:sz w:val="22"/>
-          <w:lang w:val="ky-KG"/>
-        </w:rPr>
-        <w:t>Жаштарга «мен сенин жашыңда...» деген сөздөрдү айтпай калдым; «сага эң жакшы жылдарымды бердим...» дегенди болсо таптакыр колдонбойм. Анткени ар бир замандын өз шарттары бар, өткөндүн өлчөмүн азыркы учурга таңуулоо туура эмес.</w:t>
-      </w:r>
-    </w:p>
-    <w:p>
-      <w:pPr>
-        <w:keepNext w:val="0"/>
-        <w:keepLines w:val="0"/>
-        <w:pageBreakBefore w:val="0"/>
-        <w:widowControl/>
-        <w:spacing w:line="269" w:lineRule="auto" w:after="120" w:before="0"/>
-      </w:pPr>
-      <w:r>
-        <w:rPr>
-          <w:rFonts w:ascii="Arial" w:eastAsia="Arial" w:hAnsi="Arial"/>
-          <w:color w:val="000000"/>
-          <w:sz w:val="22"/>
-          <w:lang w:val="ky-KG"/>
-        </w:rPr>
-        <w:t>Бир кезде жаш, күчтүү жана кубанычтуу болгонун унутпай, жубайыма көбүрөөк көңүл бура баштадым — азыр ал бырыш баскан, алсыз, кайгылуу карыя болсо да. Анткени ушул учурда мага чындап муктаж болгон жалгыз адам, балким, ошол.</w:t>
-      </w:r>
-    </w:p>
-    <w:p>
-      <w:pPr>
-        <w:keepNext w:val="0"/>
-        <w:keepLines w:val="0"/>
-        <w:pageBreakBefore w:val="0"/>
-        <w:widowControl/>
-        <w:spacing w:line="269" w:lineRule="auto" w:after="120" w:before="0"/>
-      </w:pPr>
-      <w:r>
-        <w:rPr>
-          <w:rFonts w:ascii="Arial" w:eastAsia="Arial" w:hAnsi="Arial"/>
-          <w:color w:val="000000"/>
-          <w:sz w:val="22"/>
-          <w:lang w:val="ky-KG"/>
-        </w:rPr>
-        <w:t>Баарына өзүмдү күнөөлөй бербөөнү үйрөндүм. Анткени жашоодо өзүм үчүн да, балдарым үчүн да колуман келгендин баарын жасадым.</w:t>
-      </w:r>
-    </w:p>
-    <w:p>
-      <w:pPr>
-        <w:keepNext/>
-        <w:keepLines w:val="0"/>
-        <w:pageBreakBefore w:val="0"/>
-        <w:widowControl/>
-        <w:spacing w:line="269" w:lineRule="auto" w:after="120" w:before="0"/>
-      </w:pPr>
-      <w:r>
-        <w:rPr>
-          <w:rFonts w:ascii="Arial" w:eastAsia="Arial" w:hAnsi="Arial"/>
-          <w:color w:val="000000"/>
-          <w:sz w:val="22"/>
-          <w:lang w:val="ky-KG"/>
-        </w:rPr>
-        <w:t>Акыры, Эгемден өзгөртө ала турган нерселер үчүн күч, өзгөртө албай тургандарым үчүн сабыр, ал экөөнү айырмалай билүү үчүн акылмандык суроону үйрөндүм. Анткени адам катары баарына кудуретим жетпейт.</w:t>
-      </w:r>
-    </w:p>
-    <w:p>
-      <w:pPr>
-        <w:pStyle w:val="Moral"/>
-        <w:keepNext/>
-        <w:keepLines/>
-        <w:pageBreakBefore w:val="0"/>
-        <w:widowControl/>
-        <w:spacing w:before="120" w:after="120" w:line="269" w:lineRule="auto"/>
-        <w:ind w:left="240" w:right="240"/>
-        <w:rPr>
-          <w:lang/>
-        </w:rPr>
-      </w:pPr>
-      <w:r>
-        <w:rPr>
-          <w:rFonts w:ascii="Arial" w:hAnsi="Arial"/>
-          <w:b/>
-          <w:color w:val="000000"/>
-          <w:sz w:val="22"/>
-          <w:lang w:val="ky-KG"/>
-        </w:rPr>
-        <w:t>Сабак: Жаш курак адамга эң чоң акылмандыкты үйрөтөт. Тынчтык кемчиликсиздиктен, түшүнүү болсо туура чыгуудан жогору.</w:t>
-      </w:r>
-      <w:r>
-        <w:rPr>
-          <w:rFonts w:ascii="Arial" w:hAnsi="Arial"/>
-          <w:color w:val="000000"/>
-          <w:sz w:val="22"/>
-          <w:lang w:val="ky-KG"/>
-        </w:rPr>
-      </w:r>
-    </w:p>
-    <w:p>
-      <w:pPr>
-        <w:keepNext w:val="0"/>
-        <w:keepLines w:val="0"/>
-        <w:pageBreakBefore w:val="0"/>
-        <w:widowControl/>
-        <w:spacing w:before="0" w:line="269" w:lineRule="auto" w:after="160"/>
-        <w:jc w:val="right"/>
-      </w:pPr>
-      <w:r>
-        <w:rPr>
-          <w:rFonts w:ascii="Arial" w:eastAsia="Arial" w:hAnsi="Arial" w:cs="Arial"/>
-          <w:i/>
-          <w:color w:val="000000"/>
-          <w:sz w:val="18"/>
-          <w:lang w:val="ky-KG"/>
-        </w:rPr>
-        <w:t>Аңгемелер ачык интернет булактарынан алынган, иллюстрациялар болсо ЖИ менен түзүлгөн.</w:t>
-      </w:r>
-    </w:p>
+        <w:t>Аңгемелер интернеттен чогултулуп, жасалма интеллекттин жардамы менен иштелип чыккан. Бардык сүрөттөр жасалма интеллект аркылуу түзүлгөн.</w:t>
+      </w:r>
+    </w:p>
+    <w:p/>
     <w:sectPr>
       <w:headerReference w:type="even" r:id="rId7"/>
       <w:headerReference w:type="default" r:id="rId8"/>
@@ -1176,7 +939,6 @@
     </w:pPr>
     <w:rPr>
       <w:rFonts w:asciiTheme="majorHAnsi" w:eastAsiaTheme="majorEastAsia" w:hAnsiTheme="majorHAnsi" w:cstheme="majorBidi"/>
-      <w:color w:val="000000"/>
       <w:sz w:val="40"/>
       <w:szCs w:val="40"/>
     </w:rPr>
@@ -1198,7 +960,6 @@
     </w:pPr>
     <w:rPr>
       <w:rFonts w:asciiTheme="majorHAnsi" w:eastAsiaTheme="majorEastAsia" w:hAnsiTheme="majorHAnsi" w:cstheme="majorBidi"/>
-      <w:color w:val="000000"/>
       <w:sz w:val="32"/>
       <w:szCs w:val="32"/>
     </w:rPr>
@@ -1221,7 +982,6 @@
     </w:pPr>
     <w:rPr>
       <w:rFonts w:eastAsiaTheme="majorEastAsia" w:cstheme="majorBidi"/>
-      <w:color w:val="000000"/>
       <w:sz w:val="28"/>
       <w:szCs w:val="28"/>
     </w:rPr>
@@ -1246,7 +1006,6 @@
       <w:rFonts w:eastAsiaTheme="majorEastAsia" w:cstheme="majorBidi"/>
       <w:i/>
       <w:iCs/>
-      <w:color w:val="000000"/>
     </w:rPr>
   </w:style>
   <w:style w:type="paragraph" w:styleId="Heading5">
@@ -1267,7 +1026,6 @@
     </w:pPr>
     <w:rPr>
       <w:rFonts w:eastAsiaTheme="majorEastAsia" w:cstheme="majorBidi"/>
-      <w:color w:val="000000"/>
     </w:rPr>
   </w:style>
   <w:style w:type="paragraph" w:styleId="Heading6">
@@ -1290,7 +1048,6 @@
       <w:rFonts w:eastAsiaTheme="majorEastAsia" w:cstheme="majorBidi"/>
       <w:i/>
       <w:iCs/>
-      <w:color w:val="000000"/>
     </w:rPr>
   </w:style>
   <w:style w:type="paragraph" w:styleId="Heading7">
@@ -1311,7 +1068,6 @@
     </w:pPr>
     <w:rPr>
       <w:rFonts w:eastAsiaTheme="majorEastAsia" w:cstheme="majorBidi"/>
-      <w:color w:val="000000"/>
     </w:rPr>
   </w:style>
   <w:style w:type="paragraph" w:styleId="Heading8">
@@ -1334,7 +1090,6 @@
       <w:rFonts w:eastAsiaTheme="majorEastAsia" w:cstheme="majorBidi"/>
       <w:i/>
       <w:iCs/>
-      <w:color w:val="000000"/>
     </w:rPr>
   </w:style>
   <w:style w:type="paragraph" w:styleId="Heading9">
@@ -1355,13 +1110,11 @@
     </w:pPr>
     <w:rPr>
       <w:rFonts w:eastAsiaTheme="majorEastAsia" w:cstheme="majorBidi"/>
-      <w:color w:val="000000"/>
     </w:rPr>
   </w:style>
   <w:style w:type="character" w:default="1" w:styleId="DefaultParagraphFont">
     <w:name w:val="Default Paragraph Font"/>
     <w:uiPriority w:val="1"/>
-    <w:semiHidden/>
     <w:unhideWhenUsed/>
   </w:style>
   <w:style w:type="table" w:default="1" w:styleId="TableNormal">
@@ -1517,7 +1270,6 @@
     </w:pPr>
     <w:rPr>
       <w:rFonts w:asciiTheme="majorHAnsi" w:eastAsiaTheme="majorEastAsia" w:hAnsiTheme="majorHAnsi" w:cstheme="majorBidi"/>
-      <w:color w:val="000000"/>
       <w:spacing w:val="-10"/>
       <w:kern w:val="28"/>
       <w:sz w:val="56"/>
@@ -1553,7 +1305,6 @@
     </w:pPr>
     <w:rPr>
       <w:rFonts w:eastAsiaTheme="majorEastAsia" w:cstheme="majorBidi"/>
-      <w:color w:val="000000"/>
       <w:spacing w:val="15"/>
       <w:sz w:val="28"/>
       <w:szCs w:val="28"/>
@@ -1588,7 +1339,6 @@
     <w:rPr>
       <w:i/>
       <w:iCs/>
-      <w:color w:val="000000"/>
     </w:rPr>
   </w:style>
   <w:style w:type="character" w:customStyle="1" w:styleId="QuoteChar">
@@ -1613,9 +1363,6 @@
       <w:ind w:left="720"/>
       <w:contextualSpacing/>
     </w:pPr>
-    <w:rPr>
-      <w:color w:val="000000"/>
-    </w:rPr>
   </w:style>
   <w:style w:type="character" w:styleId="IntenseEmphasis">
     <w:name w:val="Intense Emphasis"/>
@@ -1645,7 +1392,6 @@
     <w:rPr>
       <w:i/>
       <w:iCs/>
-      <w:color w:val="000000"/>
     </w:rPr>
   </w:style>
   <w:style w:type="character" w:customStyle="1" w:styleId="IntenseQuoteChar">
@@ -1685,9 +1431,6 @@
     <w:pPr>
       <w:spacing w:after="100"/>
     </w:pPr>
-    <w:rPr>
-      <w:color w:val="000000"/>
-    </w:rPr>
   </w:style>
   <w:style w:type="paragraph" w:customStyle="1" w:styleId="Moral">
     <w:name w:val="Moral"/>
@@ -1699,7 +1442,6 @@
     <w:rPr>
       <w:rFonts w:ascii="Arial" w:eastAsia="Arial" w:hAnsi="Arial"/>
       <w:i/>
-      <w:color w:val="000000"/>
       <w:kern w:val="0"/>
       <w:sz w:val="22"/>
       <w:szCs w:val="22"/>
@@ -1721,9 +1463,6 @@
       </w:tabs>
       <w:spacing w:after="0" w:line="240" w:lineRule="auto"/>
     </w:pPr>
-    <w:rPr>
-      <w:color w:val="000000"/>
-    </w:rPr>
   </w:style>
   <w:style w:type="character" w:customStyle="1" w:styleId="HeaderChar">
     <w:name w:val="Header Char"/>
@@ -1746,9 +1485,6 @@
       </w:tabs>
       <w:spacing w:after="0" w:line="240" w:lineRule="auto"/>
     </w:pPr>
-    <w:rPr>
-      <w:color w:val="000000"/>
-    </w:rPr>
   </w:style>
   <w:style w:type="character" w:customStyle="1" w:styleId="FooterChar">
     <w:name w:val="Footer Char"/>
@@ -1771,7 +1507,6 @@
     </w:pPr>
     <w:rPr>
       <w:rFonts w:eastAsiaTheme="minorEastAsia"/>
-      <w:color w:val="000000"/>
     </w:rPr>
   </w:style>
   <w:style w:type="paragraph" w:styleId="TOC3">
@@ -1788,7 +1523,6 @@
     </w:pPr>
     <w:rPr>
       <w:rFonts w:eastAsiaTheme="minorEastAsia"/>
-      <w:color w:val="000000"/>
     </w:rPr>
   </w:style>
   <w:style w:type="paragraph" w:styleId="TOC4">
@@ -1805,7 +1539,6 @@
     </w:pPr>
     <w:rPr>
       <w:rFonts w:eastAsiaTheme="minorEastAsia"/>
-      <w:color w:val="000000"/>
     </w:rPr>
   </w:style>
   <w:style w:type="paragraph" w:styleId="TOC5">
@@ -1822,7 +1555,6 @@
     </w:pPr>
     <w:rPr>
       <w:rFonts w:eastAsiaTheme="minorEastAsia"/>
-      <w:color w:val="000000"/>
     </w:rPr>
   </w:style>
   <w:style w:type="paragraph" w:styleId="TOC6">
@@ -1839,7 +1571,6 @@
     </w:pPr>
     <w:rPr>
       <w:rFonts w:eastAsiaTheme="minorEastAsia"/>
-      <w:color w:val="000000"/>
     </w:rPr>
   </w:style>
   <w:style w:type="paragraph" w:styleId="TOC7">
@@ -1856,7 +1587,6 @@
     </w:pPr>
     <w:rPr>
       <w:rFonts w:eastAsiaTheme="minorEastAsia"/>
-      <w:color w:val="000000"/>
     </w:rPr>
   </w:style>
   <w:style w:type="paragraph" w:styleId="TOC8">
@@ -1873,7 +1603,6 @@
     </w:pPr>
     <w:rPr>
       <w:rFonts w:eastAsiaTheme="minorEastAsia"/>
-      <w:color w:val="000000"/>
     </w:rPr>
   </w:style>
   <w:style w:type="paragraph" w:styleId="TOC9">
@@ -1890,7 +1619,6 @@
     </w:pPr>
     <w:rPr>
       <w:rFonts w:eastAsiaTheme="minorEastAsia"/>
-      <w:color w:val="000000"/>
     </w:rPr>
   </w:style>
   <w:style w:type="paragraph" w:styleId="TOCHeading">
@@ -1906,7 +1634,6 @@
       <w:outlineLvl w:val="9"/>
     </w:pPr>
     <w:rPr>
-      <w:color w:val="000000"/>
       <w:kern w:val="0"/>
       <w:sz w:val="32"/>
       <w:szCs w:val="32"/>

--- a/ky/wisdom-stories/what-changed-after-sixty.docx
+++ b/ky/wisdom-stories/what-changed-after-sixty.docx
@@ -8,7 +8,7 @@
           <w:b/>
           <w:bCs/>
         </w:rPr>
-        <w:t>Алтымыштан кийин эмне өзгөрдү</w:t>
+        <w:t>Алтымыштан кийин эмне өзгөрдү?</w:t>
       </w:r>
     </w:p>
     <w:p>
